--- a/Kapitel 3 neu/Neufassung 3.3 - V2/3.3 Axiomatische Grundlagen des Funktionalen Raum-Zeit-Kohärenzsystems.docx
+++ b/Kapitel 3 neu/Neufassung 3.3 - V2/3.3 Axiomatische Grundlagen des Funktionalen Raum-Zeit-Kohärenzsystems.docx
@@ -3654,6 +3654,1845 @@
         </w:rPr>
         <w:lastRenderedPageBreak/>
         <w:t>Damit wird zugleich die Grenze von Axiom A2 sichtbar. Funktionale Relationen erzeugen Struktur, aber noch keine Entwicklung. Soll das FRZK erklären, wie Organisationen wachsen, sich verändern oder auf Störungen reagieren, muss zusätzlich die Möglichkeit funktionaler Transformation bestehen. Genau diese Voraussetzung formuliere ich im folgenden Abschnitt als Axiom A3 der funktionalen Transformierbarkeit.</w:t>
+      </w:r>
+    </w:p>
+    <w:p>
+      <w:pPr>
+        <w:spacing w:before="100" w:beforeAutospacing="1" w:after="100" w:afterAutospacing="1"/>
+        <w:outlineLvl w:val="1"/>
+        <w:rPr>
+          <w:rFonts w:ascii="Times New Roman" w:hAnsi="Times New Roman" w:cs="Times New Roman"/>
+          <w:b/>
+          <w:sz w:val="36"/>
+          <w:szCs w:val="36"/>
+        </w:rPr>
+      </w:pPr>
+      <w:r>
+        <w:rPr>
+          <w:rFonts w:ascii="Times New Roman" w:hAnsi="Times New Roman" w:cs="Times New Roman"/>
+          <w:b/>
+          <w:sz w:val="36"/>
+          <w:szCs w:val="36"/>
+        </w:rPr>
+        <w:t>3.3.4 Axiom A3 – Funktionale Transformierbarkeit</w:t>
+      </w:r>
+    </w:p>
+    <w:p>
+      <w:pPr>
+        <w:spacing w:before="100" w:beforeAutospacing="1" w:after="100" w:afterAutospacing="1"/>
+        <w:rPr>
+          <w:rFonts w:ascii="Times New Roman" w:hAnsi="Times New Roman" w:cs="Times New Roman"/>
+          <w:bCs w:val="0"/>
+        </w:rPr>
+      </w:pPr>
+      <w:r>
+        <w:rPr>
+          <w:rFonts w:ascii="Times New Roman" w:hAnsi="Times New Roman" w:cs="Times New Roman"/>
+          <w:bCs w:val="0"/>
+        </w:rPr>
+        <w:t>Mit Axiom A2 habe ich die Möglichkeit eingeführt, funktional unterscheidbare Gehalte miteinander in Beziehung zu setzen. Damit kann erstmals eine funktionale Struktur beschrieben werden. Eine solche Struktur bleibt jedoch zunächst statisch. Die Relationsmenge (\mathcal{R}_F) gibt an, welche funktionalen Gehalte miteinander verbunden sind, erklärt aber noch nicht, wie sich diese Gehalte oder ihre Beziehungen verändern können. Ohne eine zusätzliche Voraussetzung könnte das FRZK deshalb zwar Organisationen darstellen, nicht aber ihre Entwicklung, Anpassung oder Auflösung.</w:t>
+      </w:r>
+    </w:p>
+    <w:p>
+      <w:pPr>
+        <w:spacing w:before="100" w:beforeAutospacing="1" w:after="100" w:afterAutospacing="1"/>
+        <w:rPr>
+          <w:rFonts w:ascii="Times New Roman" w:hAnsi="Times New Roman" w:cs="Times New Roman"/>
+          <w:bCs w:val="0"/>
+        </w:rPr>
+      </w:pPr>
+      <w:r>
+        <w:rPr>
+          <w:rFonts w:ascii="Times New Roman" w:hAnsi="Times New Roman" w:cs="Times New Roman"/>
+          <w:bCs w:val="0"/>
+        </w:rPr>
+        <w:t>Gerade diese Veränderlichkeit ist für mein Verständnis funktionaler Organisation unverzichtbar. Ein funktionaler Gehalt besitzt seine Bedeutung nicht allein dadurch, dass er innerhalb einer Struktur vorkommt. Entscheidend ist vielmehr, dass seine Wirksamkeit verändert werden kann und dass diese Veränderung Folgen für weitere funktionale Gehalte oder Relationen haben kann. Eine Organisation ist deshalb nicht nur durch das bestimmt, was in ihr vorhanden ist, sondern ebenso durch die Menge der Transformationen, die innerhalb ihrer Struktur möglich sind.</w:t>
+      </w:r>
+    </w:p>
+    <w:p>
+      <w:pPr>
+        <w:spacing w:before="100" w:beforeAutospacing="1" w:after="100" w:afterAutospacing="1"/>
+        <w:rPr>
+          <w:rFonts w:ascii="Times New Roman" w:hAnsi="Times New Roman" w:cs="Times New Roman"/>
+          <w:bCs w:val="0"/>
+        </w:rPr>
+      </w:pPr>
+      <w:r>
+        <w:rPr>
+          <w:rFonts w:ascii="Times New Roman" w:hAnsi="Times New Roman" w:cs="Times New Roman"/>
+          <w:bCs w:val="0"/>
+        </w:rPr>
+        <w:t xml:space="preserve">In der klassischen Algebra werden Abbildungen und Operationen als formale Zuordnungen zwischen Mengen beschrieben. In der Theorie dynamischer Systeme wird Veränderung durch Zustandsübergänge, Flüsse oder Iterationen modelliert. Die Kategorientheorie richtet den Blick schließlich stärker auf Abbildungen und ihre Komposition als auf isolierte Objekte. Samuel Eilenberg und Saunders Mac Lane haben mit der Einführung von Kategorien eine mathematische Sprache geschaffen, in der strukturerhaltende Abbildungen und deren Verknüpfung zu grundlegenden Bestandteilen der Theorie werden (Samuel Eilenberg und Saunders Mac Lane: „General Theory of Natural Equivalences“, </w:t>
+      </w:r>
+      <w:r>
+        <w:rPr>
+          <w:rFonts w:ascii="Times New Roman" w:hAnsi="Times New Roman" w:cs="Times New Roman"/>
+          <w:bCs w:val="0"/>
+          <w:i/>
+          <w:iCs/>
+        </w:rPr>
+        <w:t>Transactions of the American Mathematical Society</w:t>
+      </w:r>
+      <w:r>
+        <w:rPr>
+          <w:rFonts w:ascii="Times New Roman" w:hAnsi="Times New Roman" w:cs="Times New Roman"/>
+          <w:bCs w:val="0"/>
+        </w:rPr>
+        <w:t>, 58, 1945, S. 231–294) [108].</w:t>
+      </w:r>
+    </w:p>
+    <w:p>
+      <w:pPr>
+        <w:spacing w:before="100" w:beforeAutospacing="1" w:after="100" w:afterAutospacing="1"/>
+        <w:rPr>
+          <w:rFonts w:ascii="Times New Roman" w:hAnsi="Times New Roman" w:cs="Times New Roman"/>
+          <w:bCs w:val="0"/>
+        </w:rPr>
+      </w:pPr>
+      <w:r>
+        <w:rPr>
+          <w:rFonts w:ascii="Times New Roman" w:hAnsi="Times New Roman" w:cs="Times New Roman"/>
+          <w:bCs w:val="0"/>
+        </w:rPr>
+        <w:t>Das FRZK übernimmt daraus nicht die vollständige kategoriale Struktur. Insbesondere setze ich an dieser Stelle weder Identitätsmorphismen noch Assoziativität oder eine abgeschlossene Komposition aller Transformationen voraus. Der kategoriale Gedanke ist dennoch für die Einordnung bedeutsam, weil er zeigt, dass mathematische Strukturen nicht ausschließlich über ihre Elemente, sondern ebenso über die zwischen ihnen möglichen Abbildungen beschrieben werden können. Im FRZK wird dieser Gedanke funktional erweitert: Eine Transformation ist nicht nur eine formale Zuordnung, sondern eine Veränderung funktionaler Wirksamkeit.</w:t>
+      </w:r>
+    </w:p>
+    <w:p>
+      <w:pPr>
+        <w:spacing w:before="100" w:beforeAutospacing="1" w:after="100" w:afterAutospacing="1"/>
+        <w:outlineLvl w:val="2"/>
+        <w:rPr>
+          <w:rFonts w:ascii="Times New Roman" w:hAnsi="Times New Roman" w:cs="Times New Roman"/>
+          <w:b/>
+          <w:sz w:val="27"/>
+          <w:szCs w:val="27"/>
+        </w:rPr>
+      </w:pPr>
+      <w:r>
+        <w:rPr>
+          <w:rFonts w:ascii="Times New Roman" w:hAnsi="Times New Roman" w:cs="Times New Roman"/>
+          <w:b/>
+          <w:sz w:val="27"/>
+          <w:szCs w:val="27"/>
+        </w:rPr>
+        <w:t>Axiom A3 – Funktionale Transformierbarkeit</w:t>
+      </w:r>
+    </w:p>
+    <w:p>
+      <w:pPr>
+        <w:spacing w:before="100" w:beforeAutospacing="1" w:after="100" w:afterAutospacing="1"/>
+        <w:rPr>
+          <w:rFonts w:ascii="Times New Roman" w:hAnsi="Times New Roman" w:cs="Times New Roman"/>
+          <w:bCs w:val="0"/>
+        </w:rPr>
+      </w:pPr>
+      <w:r>
+        <w:rPr>
+          <w:rFonts w:ascii="Times New Roman" w:hAnsi="Times New Roman" w:cs="Times New Roman"/>
+          <w:bCs w:val="0"/>
+        </w:rPr>
+        <w:t>Funktionale Gehalte und funktionale Relationen können durch funktionale Operationen in andere funktionale Gehalte oder Relationen überführt werden.</w:t>
+      </w:r>
+    </w:p>
+    <w:p>
+      <w:pPr>
+        <w:spacing w:before="100" w:beforeAutospacing="1" w:after="100" w:afterAutospacing="1"/>
+        <w:rPr>
+          <w:rFonts w:ascii="Times New Roman" w:hAnsi="Times New Roman" w:cs="Times New Roman"/>
+          <w:bCs w:val="0"/>
+        </w:rPr>
+      </w:pPr>
+      <w:r>
+        <w:rPr>
+          <w:rFonts w:ascii="Times New Roman" w:hAnsi="Times New Roman" w:cs="Times New Roman"/>
+          <w:bCs w:val="0"/>
+        </w:rPr>
+        <w:t xml:space="preserve">Das Axiom setzt damit nicht voraus, dass jede Transformation tatsächlich stattfindet. Es verlangt ausschließlich, dass funktionale Organisation nicht grundsätzlich auf einen unveränderlichen Zustand beschränkt bleibt. Ebenso wenig wird gefordert, dass jede </w:t>
+      </w:r>
+      <w:r>
+        <w:rPr>
+          <w:rFonts w:ascii="Times New Roman" w:hAnsi="Times New Roman" w:cs="Times New Roman"/>
+          <w:bCs w:val="0"/>
+        </w:rPr>
+        <w:lastRenderedPageBreak/>
+        <w:t>Transformation umkehrbar, kontinuierlich, linear oder deterministisch ist. Diese Eigenschaften müssen für konkrete Klassen funktionaler Operationen jeweils gesondert untersucht werden.</w:t>
+      </w:r>
+    </w:p>
+    <w:p>
+      <w:pPr>
+        <w:spacing w:before="100" w:beforeAutospacing="1" w:after="100" w:afterAutospacing="1"/>
+        <w:rPr>
+          <w:rFonts w:ascii="Times New Roman" w:hAnsi="Times New Roman" w:cs="Times New Roman"/>
+          <w:bCs w:val="0"/>
+        </w:rPr>
+      </w:pPr>
+      <w:r>
+        <w:rPr>
+          <w:rFonts w:ascii="Times New Roman" w:hAnsi="Times New Roman" w:cs="Times New Roman"/>
+          <w:bCs w:val="0"/>
+        </w:rPr>
+        <w:t>Ich führe zunächst die Menge funktionaler Operationen ein:</w:t>
+      </w:r>
+    </w:p>
+    <w:p>
+      <w:pPr>
+        <w:spacing w:before="100" w:beforeAutospacing="1" w:after="100" w:afterAutospacing="1"/>
+        <w:rPr>
+          <w:rFonts w:ascii="Times New Roman" w:hAnsi="Times New Roman" w:cs="Times New Roman"/>
+          <w:bCs w:val="0"/>
+        </w:rPr>
+      </w:pPr>
+      <w:r>
+        <w:rPr>
+          <w:rFonts w:ascii="Times New Roman" w:hAnsi="Times New Roman" w:cs="Times New Roman"/>
+          <w:bCs w:val="0"/>
+        </w:rPr>
+        <w:t>[</w:t>
+      </w:r>
+      <w:r>
+        <w:rPr>
+          <w:rFonts w:ascii="Times New Roman" w:hAnsi="Times New Roman" w:cs="Times New Roman"/>
+          <w:bCs w:val="0"/>
+        </w:rPr>
+        <w:br/>
+        <w:t>\mathcal{O}_F\neq\varnothing.</w:t>
+      </w:r>
+      <w:r>
+        <w:rPr>
+          <w:rFonts w:ascii="Times New Roman" w:hAnsi="Times New Roman" w:cs="Times New Roman"/>
+          <w:bCs w:val="0"/>
+        </w:rPr>
+        <w:br/>
+        <w:t>\tag{3.382}</w:t>
+      </w:r>
+      <w:r>
+        <w:rPr>
+          <w:rFonts w:ascii="Times New Roman" w:hAnsi="Times New Roman" w:cs="Times New Roman"/>
+          <w:bCs w:val="0"/>
+        </w:rPr>
+        <w:br/>
+        <w:t>]</w:t>
+      </w:r>
+    </w:p>
+    <w:p>
+      <w:pPr>
+        <w:spacing w:before="100" w:beforeAutospacing="1" w:after="100" w:afterAutospacing="1"/>
+        <w:rPr>
+          <w:rFonts w:ascii="Times New Roman" w:hAnsi="Times New Roman" w:cs="Times New Roman"/>
+          <w:bCs w:val="0"/>
+        </w:rPr>
+      </w:pPr>
+      <w:r>
+        <w:rPr>
+          <w:rFonts w:ascii="Times New Roman" w:hAnsi="Times New Roman" w:cs="Times New Roman"/>
+          <w:bCs w:val="0"/>
+        </w:rPr>
+        <w:t>Word-LaTeX: \mathcal{O}_F\neq\varnothing</w:t>
+      </w:r>
+    </w:p>
+    <w:p>
+      <w:pPr>
+        <w:spacing w:before="100" w:beforeAutospacing="1" w:after="100" w:afterAutospacing="1"/>
+        <w:rPr>
+          <w:rFonts w:ascii="Times New Roman" w:hAnsi="Times New Roman" w:cs="Times New Roman"/>
+          <w:bCs w:val="0"/>
+        </w:rPr>
+      </w:pPr>
+      <w:r>
+        <w:rPr>
+          <w:rFonts w:ascii="Times New Roman" w:hAnsi="Times New Roman" w:cs="Times New Roman"/>
+          <w:bCs w:val="0"/>
+        </w:rPr>
+        <w:t>Gleichung (3.382) fordert, dass wenigstens eine funktionale Operation existiert. Eine funktionale Operation kann auf einen einzelnen funktionalen Gehalt, auf mehrere Gehalte oder auf eine relationale Teilstruktur wirken. In der einfachsten Form schreibe ich</w:t>
+      </w:r>
+    </w:p>
+    <w:p>
+      <w:pPr>
+        <w:spacing w:before="100" w:beforeAutospacing="1" w:after="100" w:afterAutospacing="1"/>
+        <w:rPr>
+          <w:rFonts w:ascii="Times New Roman" w:hAnsi="Times New Roman" w:cs="Times New Roman"/>
+          <w:bCs w:val="0"/>
+        </w:rPr>
+      </w:pPr>
+      <w:r>
+        <w:rPr>
+          <w:rFonts w:ascii="Times New Roman" w:hAnsi="Times New Roman" w:cs="Times New Roman"/>
+          <w:bCs w:val="0"/>
+        </w:rPr>
+        <w:t>[</w:t>
+      </w:r>
+      <w:r>
+        <w:rPr>
+          <w:rFonts w:ascii="Times New Roman" w:hAnsi="Times New Roman" w:cs="Times New Roman"/>
+          <w:bCs w:val="0"/>
+        </w:rPr>
+        <w:br/>
+        <w:t>O_F:\mathcal{F}\rightarrow\mathcal{F}.</w:t>
+      </w:r>
+      <w:r>
+        <w:rPr>
+          <w:rFonts w:ascii="Times New Roman" w:hAnsi="Times New Roman" w:cs="Times New Roman"/>
+          <w:bCs w:val="0"/>
+        </w:rPr>
+        <w:br/>
+        <w:t>\tag{3.383}</w:t>
+      </w:r>
+      <w:r>
+        <w:rPr>
+          <w:rFonts w:ascii="Times New Roman" w:hAnsi="Times New Roman" w:cs="Times New Roman"/>
+          <w:bCs w:val="0"/>
+        </w:rPr>
+        <w:br/>
+        <w:t>]</w:t>
+      </w:r>
+    </w:p>
+    <w:p>
+      <w:pPr>
+        <w:spacing w:before="100" w:beforeAutospacing="1" w:after="100" w:afterAutospacing="1"/>
+        <w:rPr>
+          <w:rFonts w:ascii="Times New Roman" w:hAnsi="Times New Roman" w:cs="Times New Roman"/>
+          <w:bCs w:val="0"/>
+        </w:rPr>
+      </w:pPr>
+      <w:r>
+        <w:rPr>
+          <w:rFonts w:ascii="Times New Roman" w:hAnsi="Times New Roman" w:cs="Times New Roman"/>
+          <w:bCs w:val="0"/>
+        </w:rPr>
+        <w:t>Word-LaTeX: O_F:\mathcal{F}\rightarrow\mathcal{F}</w:t>
+      </w:r>
+    </w:p>
+    <w:p>
+      <w:pPr>
+        <w:spacing w:before="100" w:beforeAutospacing="1" w:after="100" w:afterAutospacing="1"/>
+        <w:rPr>
+          <w:rFonts w:ascii="Times New Roman" w:hAnsi="Times New Roman" w:cs="Times New Roman"/>
+          <w:bCs w:val="0"/>
+        </w:rPr>
+      </w:pPr>
+      <w:r>
+        <w:rPr>
+          <w:rFonts w:ascii="Times New Roman" w:hAnsi="Times New Roman" w:cs="Times New Roman"/>
+          <w:bCs w:val="0"/>
+        </w:rPr>
+        <w:t>Für einen funktionalen Gehalt (f_i\in\mathcal{F}) ergibt sich damit</w:t>
+      </w:r>
+    </w:p>
+    <w:p>
+      <w:pPr>
+        <w:spacing w:before="100" w:beforeAutospacing="1" w:after="100" w:afterAutospacing="1"/>
+        <w:rPr>
+          <w:rFonts w:ascii="Times New Roman" w:hAnsi="Times New Roman" w:cs="Times New Roman"/>
+          <w:bCs w:val="0"/>
+        </w:rPr>
+      </w:pPr>
+      <w:r>
+        <w:rPr>
+          <w:rFonts w:ascii="Times New Roman" w:hAnsi="Times New Roman" w:cs="Times New Roman"/>
+          <w:bCs w:val="0"/>
+        </w:rPr>
+        <w:t>[</w:t>
+      </w:r>
+      <w:r>
+        <w:rPr>
+          <w:rFonts w:ascii="Times New Roman" w:hAnsi="Times New Roman" w:cs="Times New Roman"/>
+          <w:bCs w:val="0"/>
+        </w:rPr>
+        <w:br/>
+        <w:t>O_F(f_i)=f_j.</w:t>
+      </w:r>
+      <w:r>
+        <w:rPr>
+          <w:rFonts w:ascii="Times New Roman" w:hAnsi="Times New Roman" w:cs="Times New Roman"/>
+          <w:bCs w:val="0"/>
+        </w:rPr>
+        <w:br/>
+        <w:t>\tag{3.384}</w:t>
+      </w:r>
+      <w:r>
+        <w:rPr>
+          <w:rFonts w:ascii="Times New Roman" w:hAnsi="Times New Roman" w:cs="Times New Roman"/>
+          <w:bCs w:val="0"/>
+        </w:rPr>
+        <w:br/>
+        <w:t>]</w:t>
+      </w:r>
+    </w:p>
+    <w:p>
+      <w:pPr>
+        <w:spacing w:before="100" w:beforeAutospacing="1" w:after="100" w:afterAutospacing="1"/>
+        <w:rPr>
+          <w:rFonts w:ascii="Times New Roman" w:hAnsi="Times New Roman" w:cs="Times New Roman"/>
+          <w:bCs w:val="0"/>
+        </w:rPr>
+      </w:pPr>
+      <w:r>
+        <w:rPr>
+          <w:rFonts w:ascii="Times New Roman" w:hAnsi="Times New Roman" w:cs="Times New Roman"/>
+          <w:bCs w:val="0"/>
+        </w:rPr>
+        <w:t>Word-LaTeX: O_F(f_i)=f_j</w:t>
+      </w:r>
+    </w:p>
+    <w:p>
+      <w:pPr>
+        <w:spacing w:before="100" w:beforeAutospacing="1" w:after="100" w:afterAutospacing="1"/>
+        <w:rPr>
+          <w:rFonts w:ascii="Times New Roman" w:hAnsi="Times New Roman" w:cs="Times New Roman"/>
+          <w:bCs w:val="0"/>
+        </w:rPr>
+      </w:pPr>
+      <w:r>
+        <w:rPr>
+          <w:rFonts w:ascii="Times New Roman" w:hAnsi="Times New Roman" w:cs="Times New Roman"/>
+          <w:bCs w:val="0"/>
+        </w:rPr>
+        <w:t>Gleichung (3.384) bedeutet, dass die funktionale Operation (O_F) den Gehalt (f_i) in den Gehalt (f_j) überführt. Diese Schreibweise darf nicht vorschnell als physikalische Bewegung eines Objekts interpretiert werden. Die Transformation kann ebenso eine Veränderung der Wirksamkeit, der relationalen Einbettung oder der funktionalen Zuordnung beschreiben.</w:t>
+      </w:r>
+    </w:p>
+    <w:p>
+      <w:pPr>
+        <w:spacing w:before="100" w:beforeAutospacing="1" w:after="100" w:afterAutospacing="1"/>
+        <w:rPr>
+          <w:rFonts w:ascii="Times New Roman" w:hAnsi="Times New Roman" w:cs="Times New Roman"/>
+          <w:bCs w:val="0"/>
+        </w:rPr>
+      </w:pPr>
+      <w:r>
+        <w:rPr>
+          <w:rFonts w:ascii="Times New Roman" w:hAnsi="Times New Roman" w:cs="Times New Roman"/>
+          <w:bCs w:val="0"/>
+        </w:rPr>
+        <w:t>Eine wirksame Transformation liegt genau dann vor, wenn sich der Ausgangs- und der resultierende Gehalt funktional unterscheiden:</w:t>
+      </w:r>
+    </w:p>
+    <w:p>
+      <w:pPr>
+        <w:spacing w:before="100" w:beforeAutospacing="1" w:after="100" w:afterAutospacing="1"/>
+        <w:rPr>
+          <w:rFonts w:ascii="Times New Roman" w:hAnsi="Times New Roman" w:cs="Times New Roman"/>
+          <w:bCs w:val="0"/>
+        </w:rPr>
+      </w:pPr>
+      <w:r>
+        <w:rPr>
+          <w:rFonts w:ascii="Times New Roman" w:hAnsi="Times New Roman" w:cs="Times New Roman"/>
+          <w:bCs w:val="0"/>
+        </w:rPr>
+        <w:t>[</w:t>
+      </w:r>
+      <w:r>
+        <w:rPr>
+          <w:rFonts w:ascii="Times New Roman" w:hAnsi="Times New Roman" w:cs="Times New Roman"/>
+          <w:bCs w:val="0"/>
+        </w:rPr>
+        <w:br/>
+        <w:t>\delta_F!\left(f_i,O_F(f_i)\right)=1.</w:t>
+      </w:r>
+      <w:r>
+        <w:rPr>
+          <w:rFonts w:ascii="Times New Roman" w:hAnsi="Times New Roman" w:cs="Times New Roman"/>
+          <w:bCs w:val="0"/>
+        </w:rPr>
+        <w:br/>
+        <w:t>\tag{3.385}</w:t>
+      </w:r>
+      <w:r>
+        <w:rPr>
+          <w:rFonts w:ascii="Times New Roman" w:hAnsi="Times New Roman" w:cs="Times New Roman"/>
+          <w:bCs w:val="0"/>
+        </w:rPr>
+        <w:br/>
+        <w:t>]</w:t>
+      </w:r>
+    </w:p>
+    <w:p>
+      <w:pPr>
+        <w:spacing w:before="100" w:beforeAutospacing="1" w:after="100" w:afterAutospacing="1"/>
+        <w:rPr>
+          <w:rFonts w:ascii="Times New Roman" w:hAnsi="Times New Roman" w:cs="Times New Roman"/>
+          <w:bCs w:val="0"/>
+        </w:rPr>
+      </w:pPr>
+      <w:r>
+        <w:rPr>
+          <w:rFonts w:ascii="Times New Roman" w:hAnsi="Times New Roman" w:cs="Times New Roman"/>
+          <w:bCs w:val="0"/>
+        </w:rPr>
+        <w:t>Word-LaTeX: \delta_F\left(f_i,O_F(f_i)\right)=1</w:t>
+      </w:r>
+    </w:p>
+    <w:p>
+      <w:pPr>
+        <w:spacing w:before="100" w:beforeAutospacing="1" w:after="100" w:afterAutospacing="1"/>
+        <w:rPr>
+          <w:rFonts w:ascii="Times New Roman" w:hAnsi="Times New Roman" w:cs="Times New Roman"/>
+          <w:bCs w:val="0"/>
+        </w:rPr>
+      </w:pPr>
+      <w:r>
+        <w:rPr>
+          <w:rFonts w:ascii="Times New Roman" w:hAnsi="Times New Roman" w:cs="Times New Roman"/>
+          <w:bCs w:val="0"/>
+        </w:rPr>
+        <w:t>Nicht jede Operation muss jedoch eine erkennbare Veränderung erzeugen. Es kann Operationen geben, unter denen ein funktionaler Gehalt invariant bleibt:</w:t>
+      </w:r>
+    </w:p>
+    <w:p>
+      <w:pPr>
+        <w:spacing w:before="100" w:beforeAutospacing="1" w:after="100" w:afterAutospacing="1"/>
+        <w:rPr>
+          <w:rFonts w:ascii="Times New Roman" w:hAnsi="Times New Roman" w:cs="Times New Roman"/>
+          <w:bCs w:val="0"/>
+        </w:rPr>
+      </w:pPr>
+      <w:r>
+        <w:rPr>
+          <w:rFonts w:ascii="Times New Roman" w:hAnsi="Times New Roman" w:cs="Times New Roman"/>
+          <w:bCs w:val="0"/>
+        </w:rPr>
+        <w:lastRenderedPageBreak/>
+        <w:t>[</w:t>
+      </w:r>
+      <w:r>
+        <w:rPr>
+          <w:rFonts w:ascii="Times New Roman" w:hAnsi="Times New Roman" w:cs="Times New Roman"/>
+          <w:bCs w:val="0"/>
+        </w:rPr>
+        <w:br/>
+        <w:t>O_F(f_i)=f_i.</w:t>
+      </w:r>
+      <w:r>
+        <w:rPr>
+          <w:rFonts w:ascii="Times New Roman" w:hAnsi="Times New Roman" w:cs="Times New Roman"/>
+          <w:bCs w:val="0"/>
+        </w:rPr>
+        <w:br/>
+        <w:t>\tag{3.386}</w:t>
+      </w:r>
+      <w:r>
+        <w:rPr>
+          <w:rFonts w:ascii="Times New Roman" w:hAnsi="Times New Roman" w:cs="Times New Roman"/>
+          <w:bCs w:val="0"/>
+        </w:rPr>
+        <w:br/>
+        <w:t>]</w:t>
+      </w:r>
+    </w:p>
+    <w:p>
+      <w:pPr>
+        <w:spacing w:before="100" w:beforeAutospacing="1" w:after="100" w:afterAutospacing="1"/>
+        <w:rPr>
+          <w:rFonts w:ascii="Times New Roman" w:hAnsi="Times New Roman" w:cs="Times New Roman"/>
+          <w:bCs w:val="0"/>
+        </w:rPr>
+      </w:pPr>
+      <w:r>
+        <w:rPr>
+          <w:rFonts w:ascii="Times New Roman" w:hAnsi="Times New Roman" w:cs="Times New Roman"/>
+          <w:bCs w:val="0"/>
+        </w:rPr>
+        <w:t>Word-LaTeX: O_F(f_i)=f_i</w:t>
+      </w:r>
+    </w:p>
+    <w:p>
+      <w:pPr>
+        <w:spacing w:before="100" w:beforeAutospacing="1" w:after="100" w:afterAutospacing="1"/>
+        <w:rPr>
+          <w:rFonts w:ascii="Times New Roman" w:hAnsi="Times New Roman" w:cs="Times New Roman"/>
+          <w:bCs w:val="0"/>
+        </w:rPr>
+      </w:pPr>
+      <w:r>
+        <w:rPr>
+          <w:rFonts w:ascii="Times New Roman" w:hAnsi="Times New Roman" w:cs="Times New Roman"/>
+          <w:bCs w:val="0"/>
+        </w:rPr>
+        <w:t>Ein solcher Fall bedeutet nicht notwendigerweise, dass die Operation wirkungslos ist. Die Invarianz kann ebenso Ausdruck einer stabilen funktionalen Struktur sein, die eine Veränderung kompensiert oder unter einer bestimmten Operation erhalten bleibt. Erst im Zusammenhang mit weiteren Gehalten, Relationen und Kontexten lässt sich entscheiden, ob eine tatsächliche Wirkung vorliegt.</w:t>
+      </w:r>
+    </w:p>
+    <w:p>
+      <w:pPr>
+        <w:spacing w:before="100" w:beforeAutospacing="1" w:after="100" w:afterAutospacing="1"/>
+        <w:rPr>
+          <w:rFonts w:ascii="Times New Roman" w:hAnsi="Times New Roman" w:cs="Times New Roman"/>
+          <w:bCs w:val="0"/>
+        </w:rPr>
+      </w:pPr>
+      <w:r>
+        <w:rPr>
+          <w:rFonts w:ascii="Times New Roman" w:hAnsi="Times New Roman" w:cs="Times New Roman"/>
+          <w:bCs w:val="0"/>
+        </w:rPr>
+        <w:t>Da funktionale Organisation nicht ausschließlich aus einzelnen Gehalten besteht, müssen Operationen auch auf Relationen wirken können. Deshalb erweitere ich die einfachste Abbildung zu</w:t>
+      </w:r>
+    </w:p>
+    <w:p>
+      <w:pPr>
+        <w:spacing w:before="100" w:beforeAutospacing="1" w:after="100" w:afterAutospacing="1"/>
+        <w:rPr>
+          <w:rFonts w:ascii="Times New Roman" w:hAnsi="Times New Roman" w:cs="Times New Roman"/>
+          <w:bCs w:val="0"/>
+        </w:rPr>
+      </w:pPr>
+      <w:r>
+        <w:rPr>
+          <w:rFonts w:ascii="Times New Roman" w:hAnsi="Times New Roman" w:cs="Times New Roman"/>
+          <w:bCs w:val="0"/>
+        </w:rPr>
+        <w:t>[</w:t>
+      </w:r>
+      <w:r>
+        <w:rPr>
+          <w:rFonts w:ascii="Times New Roman" w:hAnsi="Times New Roman" w:cs="Times New Roman"/>
+          <w:bCs w:val="0"/>
+        </w:rPr>
+        <w:br/>
+        <w:t>O_F:</w:t>
+      </w:r>
+      <w:r>
+        <w:rPr>
+          <w:rFonts w:ascii="Times New Roman" w:hAnsi="Times New Roman" w:cs="Times New Roman"/>
+          <w:bCs w:val="0"/>
+        </w:rPr>
+        <w:br/>
+        <w:t>\mathcal{F}\cup\mathcal{R}_F</w:t>
+      </w:r>
+      <w:r>
+        <w:rPr>
+          <w:rFonts w:ascii="Times New Roman" w:hAnsi="Times New Roman" w:cs="Times New Roman"/>
+          <w:bCs w:val="0"/>
+        </w:rPr>
+        <w:br/>
+        <w:t>\rightarrow</w:t>
+      </w:r>
+      <w:r>
+        <w:rPr>
+          <w:rFonts w:ascii="Times New Roman" w:hAnsi="Times New Roman" w:cs="Times New Roman"/>
+          <w:bCs w:val="0"/>
+        </w:rPr>
+        <w:br/>
+        <w:t>\mathcal{F}\cup\mathcal{R}_F.</w:t>
+      </w:r>
+      <w:r>
+        <w:rPr>
+          <w:rFonts w:ascii="Times New Roman" w:hAnsi="Times New Roman" w:cs="Times New Roman"/>
+          <w:bCs w:val="0"/>
+        </w:rPr>
+        <w:br/>
+        <w:t>\tag{3.387}</w:t>
+      </w:r>
+      <w:r>
+        <w:rPr>
+          <w:rFonts w:ascii="Times New Roman" w:hAnsi="Times New Roman" w:cs="Times New Roman"/>
+          <w:bCs w:val="0"/>
+        </w:rPr>
+        <w:br/>
+        <w:t>]</w:t>
+      </w:r>
+    </w:p>
+    <w:p>
+      <w:pPr>
+        <w:spacing w:before="100" w:beforeAutospacing="1" w:after="100" w:afterAutospacing="1"/>
+        <w:rPr>
+          <w:rFonts w:ascii="Times New Roman" w:hAnsi="Times New Roman" w:cs="Times New Roman"/>
+          <w:bCs w:val="0"/>
+        </w:rPr>
+      </w:pPr>
+      <w:r>
+        <w:rPr>
+          <w:rFonts w:ascii="Times New Roman" w:hAnsi="Times New Roman" w:cs="Times New Roman"/>
+          <w:bCs w:val="0"/>
+        </w:rPr>
+        <w:t>Word-LaTeX: O_F:\mathcal{F}\cup\mathcal{R}_F\rightarrow\mathcal{F}\cup\mathcal{R}_F</w:t>
+      </w:r>
+    </w:p>
+    <w:p>
+      <w:pPr>
+        <w:spacing w:before="100" w:beforeAutospacing="1" w:after="100" w:afterAutospacing="1"/>
+        <w:rPr>
+          <w:rFonts w:ascii="Times New Roman" w:hAnsi="Times New Roman" w:cs="Times New Roman"/>
+          <w:bCs w:val="0"/>
+        </w:rPr>
+      </w:pPr>
+      <w:r>
+        <w:rPr>
+          <w:rFonts w:ascii="Times New Roman" w:hAnsi="Times New Roman" w:cs="Times New Roman"/>
+          <w:bCs w:val="0"/>
+        </w:rPr>
+        <w:t>Diese Darstellung ist zunächst bewusst allgemein gehalten. Sie erlaubt, dass eine Operation einen funktionalen Gehalt verändert, eine Relation erzeugt, eine bestehende Relation modifiziert oder eine Relation auflöst. Für eine Relation ((f_i,f_j)\in\mathcal{R}_F) kann beispielsweise gelten:</w:t>
+      </w:r>
+    </w:p>
+    <w:p>
+      <w:pPr>
+        <w:spacing w:before="100" w:beforeAutospacing="1" w:after="100" w:afterAutospacing="1"/>
+        <w:outlineLvl w:val="0"/>
+        <w:rPr>
+          <w:rFonts w:ascii="Times New Roman" w:hAnsi="Times New Roman" w:cs="Times New Roman"/>
+          <w:b/>
+          <w:kern w:val="36"/>
+          <w:sz w:val="48"/>
+          <w:szCs w:val="48"/>
+        </w:rPr>
+      </w:pPr>
+      <w:r>
+        <w:rPr>
+          <w:rFonts w:ascii="Times New Roman" w:hAnsi="Times New Roman" w:cs="Times New Roman"/>
+          <w:b/>
+          <w:kern w:val="36"/>
+          <w:sz w:val="48"/>
+          <w:szCs w:val="48"/>
+        </w:rPr>
+        <w:t>[</w:t>
+      </w:r>
+      <w:r>
+        <w:rPr>
+          <w:rFonts w:ascii="Times New Roman" w:hAnsi="Times New Roman" w:cs="Times New Roman"/>
+          <w:b/>
+          <w:kern w:val="36"/>
+          <w:sz w:val="48"/>
+          <w:szCs w:val="48"/>
+        </w:rPr>
+        <w:br/>
+        <w:t>O_F!\left((f_i,f_j)\right)</w:t>
+      </w:r>
+    </w:p>
+    <w:p>
+      <w:pPr>
+        <w:spacing w:before="100" w:beforeAutospacing="1" w:after="100" w:afterAutospacing="1"/>
+        <w:rPr>
+          <w:rFonts w:ascii="Times New Roman" w:hAnsi="Times New Roman" w:cs="Times New Roman"/>
+          <w:bCs w:val="0"/>
+        </w:rPr>
+      </w:pPr>
+      <w:r>
+        <w:rPr>
+          <w:rFonts w:ascii="Times New Roman" w:hAnsi="Times New Roman" w:cs="Times New Roman"/>
+          <w:bCs w:val="0"/>
+        </w:rPr>
+        <w:t>(f_k,f_l).</w:t>
+      </w:r>
+      <w:r>
+        <w:rPr>
+          <w:rFonts w:ascii="Times New Roman" w:hAnsi="Times New Roman" w:cs="Times New Roman"/>
+          <w:bCs w:val="0"/>
+        </w:rPr>
+        <w:br/>
+        <w:t>\tag{3.388}</w:t>
+      </w:r>
+      <w:r>
+        <w:rPr>
+          <w:rFonts w:ascii="Times New Roman" w:hAnsi="Times New Roman" w:cs="Times New Roman"/>
+          <w:bCs w:val="0"/>
+        </w:rPr>
+        <w:br/>
+        <w:t>]</w:t>
+      </w:r>
+    </w:p>
+    <w:p>
+      <w:pPr>
+        <w:spacing w:before="100" w:beforeAutospacing="1" w:after="100" w:afterAutospacing="1"/>
+        <w:rPr>
+          <w:rFonts w:ascii="Times New Roman" w:hAnsi="Times New Roman" w:cs="Times New Roman"/>
+          <w:bCs w:val="0"/>
+        </w:rPr>
+      </w:pPr>
+      <w:r>
+        <w:rPr>
+          <w:rFonts w:ascii="Times New Roman" w:hAnsi="Times New Roman" w:cs="Times New Roman"/>
+          <w:bCs w:val="0"/>
+        </w:rPr>
+        <w:t>Word-LaTeX: O_F\left((f_i,f_j)\right)=(f_k,f_l)</w:t>
+      </w:r>
+    </w:p>
+    <w:p>
+      <w:pPr>
+        <w:spacing w:before="100" w:beforeAutospacing="1" w:after="100" w:afterAutospacing="1"/>
+        <w:rPr>
+          <w:rFonts w:ascii="Times New Roman" w:hAnsi="Times New Roman" w:cs="Times New Roman"/>
+          <w:bCs w:val="0"/>
+        </w:rPr>
+      </w:pPr>
+      <w:r>
+        <w:rPr>
+          <w:rFonts w:ascii="Times New Roman" w:hAnsi="Times New Roman" w:cs="Times New Roman"/>
+          <w:bCs w:val="0"/>
+        </w:rPr>
+        <w:t>Die Transformation einer Relation muss nicht bedeuten, dass beide beteiligten Gehalte vollständig ersetzt werden. Sie kann ebenso eine Änderung der Richtung, Stärke oder funktionalen Bedeutung der Kopplung ausdrücken. Die genauere Unterscheidung zwischen Transformationen von Gehalten und Transformationen von Relationen erfolgt erst im Rahmen des Operatorraums in Kapitel 3.4.</w:t>
+      </w:r>
+    </w:p>
+    <w:p>
+      <w:pPr>
+        <w:spacing w:before="100" w:beforeAutospacing="1" w:after="100" w:afterAutospacing="1"/>
+        <w:rPr>
+          <w:rFonts w:ascii="Times New Roman" w:hAnsi="Times New Roman" w:cs="Times New Roman"/>
+          <w:bCs w:val="0"/>
+        </w:rPr>
+      </w:pPr>
+      <w:r>
+        <w:rPr>
+          <w:rFonts w:ascii="Times New Roman" w:hAnsi="Times New Roman" w:cs="Times New Roman"/>
+          <w:bCs w:val="0"/>
+        </w:rPr>
+        <w:lastRenderedPageBreak/>
+        <w:t>Axiom A3 setzt voraus, dass Transformationen auf einem definierten funktionalen Bereich wirken. Für jede Operation (O_F\in\mathcal{O}_F) existiert deshalb ein Definitionsbereich</w:t>
+      </w:r>
+    </w:p>
+    <w:p>
+      <w:pPr>
+        <w:spacing w:before="100" w:beforeAutospacing="1" w:after="100" w:afterAutospacing="1"/>
+        <w:rPr>
+          <w:rFonts w:ascii="Times New Roman" w:hAnsi="Times New Roman" w:cs="Times New Roman"/>
+          <w:bCs w:val="0"/>
+        </w:rPr>
+      </w:pPr>
+      <w:r>
+        <w:rPr>
+          <w:rFonts w:ascii="Times New Roman" w:hAnsi="Times New Roman" w:cs="Times New Roman"/>
+          <w:bCs w:val="0"/>
+        </w:rPr>
+        <w:t>[</w:t>
+      </w:r>
+      <w:r>
+        <w:rPr>
+          <w:rFonts w:ascii="Times New Roman" w:hAnsi="Times New Roman" w:cs="Times New Roman"/>
+          <w:bCs w:val="0"/>
+        </w:rPr>
+        <w:br/>
+        <w:t>\operatorname{dom}(O_F)</w:t>
+      </w:r>
+      <w:r>
+        <w:rPr>
+          <w:rFonts w:ascii="Times New Roman" w:hAnsi="Times New Roman" w:cs="Times New Roman"/>
+          <w:bCs w:val="0"/>
+        </w:rPr>
+        <w:br/>
+        <w:t>\subseteq</w:t>
+      </w:r>
+      <w:r>
+        <w:rPr>
+          <w:rFonts w:ascii="Times New Roman" w:hAnsi="Times New Roman" w:cs="Times New Roman"/>
+          <w:bCs w:val="0"/>
+        </w:rPr>
+        <w:br/>
+        <w:t>\mathcal{F}\cup\mathcal{R}_F.</w:t>
+      </w:r>
+      <w:r>
+        <w:rPr>
+          <w:rFonts w:ascii="Times New Roman" w:hAnsi="Times New Roman" w:cs="Times New Roman"/>
+          <w:bCs w:val="0"/>
+        </w:rPr>
+        <w:br/>
+        <w:t>\tag{3.389}</w:t>
+      </w:r>
+      <w:r>
+        <w:rPr>
+          <w:rFonts w:ascii="Times New Roman" w:hAnsi="Times New Roman" w:cs="Times New Roman"/>
+          <w:bCs w:val="0"/>
+        </w:rPr>
+        <w:br/>
+        <w:t>]</w:t>
+      </w:r>
+    </w:p>
+    <w:p>
+      <w:pPr>
+        <w:spacing w:before="100" w:beforeAutospacing="1" w:after="100" w:afterAutospacing="1"/>
+        <w:rPr>
+          <w:rFonts w:ascii="Times New Roman" w:hAnsi="Times New Roman" w:cs="Times New Roman"/>
+          <w:bCs w:val="0"/>
+        </w:rPr>
+      </w:pPr>
+      <w:r>
+        <w:rPr>
+          <w:rFonts w:ascii="Times New Roman" w:hAnsi="Times New Roman" w:cs="Times New Roman"/>
+          <w:bCs w:val="0"/>
+        </w:rPr>
+        <w:t>Word-LaTeX: \operatorname{dom}(O_F)\subseteq\mathcal{F}\cup\mathcal{R}_F</w:t>
+      </w:r>
+    </w:p>
+    <w:p>
+      <w:pPr>
+        <w:spacing w:before="100" w:beforeAutospacing="1" w:after="100" w:afterAutospacing="1"/>
+        <w:rPr>
+          <w:rFonts w:ascii="Times New Roman" w:hAnsi="Times New Roman" w:cs="Times New Roman"/>
+          <w:bCs w:val="0"/>
+        </w:rPr>
+      </w:pPr>
+      <w:r>
+        <w:rPr>
+          <w:rFonts w:ascii="Times New Roman" w:hAnsi="Times New Roman" w:cs="Times New Roman"/>
+          <w:bCs w:val="0"/>
+        </w:rPr>
+        <w:t>Entsprechend liegt das Ergebnis der Operation in einem Bildbereich</w:t>
+      </w:r>
+    </w:p>
+    <w:p>
+      <w:pPr>
+        <w:spacing w:before="100" w:beforeAutospacing="1" w:after="100" w:afterAutospacing="1"/>
+        <w:rPr>
+          <w:rFonts w:ascii="Times New Roman" w:hAnsi="Times New Roman" w:cs="Times New Roman"/>
+          <w:bCs w:val="0"/>
+        </w:rPr>
+      </w:pPr>
+      <w:r>
+        <w:rPr>
+          <w:rFonts w:ascii="Times New Roman" w:hAnsi="Times New Roman" w:cs="Times New Roman"/>
+          <w:bCs w:val="0"/>
+        </w:rPr>
+        <w:t>[</w:t>
+      </w:r>
+      <w:r>
+        <w:rPr>
+          <w:rFonts w:ascii="Times New Roman" w:hAnsi="Times New Roman" w:cs="Times New Roman"/>
+          <w:bCs w:val="0"/>
+        </w:rPr>
+        <w:br/>
+        <w:t>\operatorname{im}(O_F)</w:t>
+      </w:r>
+      <w:r>
+        <w:rPr>
+          <w:rFonts w:ascii="Times New Roman" w:hAnsi="Times New Roman" w:cs="Times New Roman"/>
+          <w:bCs w:val="0"/>
+        </w:rPr>
+        <w:br/>
+        <w:t>\subseteq</w:t>
+      </w:r>
+      <w:r>
+        <w:rPr>
+          <w:rFonts w:ascii="Times New Roman" w:hAnsi="Times New Roman" w:cs="Times New Roman"/>
+          <w:bCs w:val="0"/>
+        </w:rPr>
+        <w:br/>
+        <w:t>\mathcal{F}\cup\mathcal{R}_F.</w:t>
+      </w:r>
+      <w:r>
+        <w:rPr>
+          <w:rFonts w:ascii="Times New Roman" w:hAnsi="Times New Roman" w:cs="Times New Roman"/>
+          <w:bCs w:val="0"/>
+        </w:rPr>
+        <w:br/>
+        <w:t>\tag{3.390}</w:t>
+      </w:r>
+      <w:r>
+        <w:rPr>
+          <w:rFonts w:ascii="Times New Roman" w:hAnsi="Times New Roman" w:cs="Times New Roman"/>
+          <w:bCs w:val="0"/>
+        </w:rPr>
+        <w:br/>
+        <w:t>]</w:t>
+      </w:r>
+    </w:p>
+    <w:p>
+      <w:pPr>
+        <w:spacing w:before="100" w:beforeAutospacing="1" w:after="100" w:afterAutospacing="1"/>
+        <w:rPr>
+          <w:rFonts w:ascii="Times New Roman" w:hAnsi="Times New Roman" w:cs="Times New Roman"/>
+          <w:bCs w:val="0"/>
+        </w:rPr>
+      </w:pPr>
+      <w:r>
+        <w:rPr>
+          <w:rFonts w:ascii="Times New Roman" w:hAnsi="Times New Roman" w:cs="Times New Roman"/>
+          <w:bCs w:val="0"/>
+        </w:rPr>
+        <w:t>Word-LaTeX: \operatorname{im}(O_F)\subseteq\mathcal{F}\cup\mathcal{R}_F</w:t>
+      </w:r>
+    </w:p>
+    <w:p>
+      <w:pPr>
+        <w:spacing w:before="100" w:beforeAutospacing="1" w:after="100" w:afterAutospacing="1"/>
+        <w:rPr>
+          <w:rFonts w:ascii="Times New Roman" w:hAnsi="Times New Roman" w:cs="Times New Roman"/>
+          <w:bCs w:val="0"/>
+        </w:rPr>
+      </w:pPr>
+      <w:r>
+        <w:rPr>
+          <w:rFonts w:ascii="Times New Roman" w:hAnsi="Times New Roman" w:cs="Times New Roman"/>
+          <w:bCs w:val="0"/>
+        </w:rPr>
+        <w:t>Diese Einschränkung ist notwendig, weil nicht jede Operation auf jeden funktionalen Gehalt anwendbar sein muss. Eine Transformation kann bestimmte Voraussetzungen besitzen, an einen Kontext gebunden sein oder nur innerhalb einer bestimmten Teilstruktur definiert werden. Axiom A3 verlangt deshalb keine globale Anwendbarkeit aller Operationen.</w:t>
+      </w:r>
+    </w:p>
+    <w:p>
+      <w:pPr>
+        <w:spacing w:before="100" w:beforeAutospacing="1" w:after="100" w:afterAutospacing="1"/>
+        <w:rPr>
+          <w:rFonts w:ascii="Times New Roman" w:hAnsi="Times New Roman" w:cs="Times New Roman"/>
+          <w:bCs w:val="0"/>
+        </w:rPr>
+      </w:pPr>
+      <w:r>
+        <w:rPr>
+          <w:rFonts w:ascii="Times New Roman" w:hAnsi="Times New Roman" w:cs="Times New Roman"/>
+          <w:bCs w:val="0"/>
+        </w:rPr>
+        <w:t>Funktionale Transformationen können außerdem nacheinander ausgeführt werden. Für zwei Operationen (O_{F,1}) und (O_{F,2}) schreibe ich die Komposition als</w:t>
+      </w:r>
+    </w:p>
+    <w:p>
+      <w:pPr>
+        <w:spacing w:before="100" w:beforeAutospacing="1" w:after="100" w:afterAutospacing="1"/>
+        <w:outlineLvl w:val="0"/>
+        <w:rPr>
+          <w:rFonts w:ascii="Times New Roman" w:hAnsi="Times New Roman" w:cs="Times New Roman"/>
+          <w:b/>
+          <w:kern w:val="36"/>
+          <w:sz w:val="48"/>
+          <w:szCs w:val="48"/>
+        </w:rPr>
+      </w:pPr>
+      <w:r>
+        <w:rPr>
+          <w:rFonts w:ascii="Times New Roman" w:hAnsi="Times New Roman" w:cs="Times New Roman"/>
+          <w:b/>
+          <w:kern w:val="36"/>
+          <w:sz w:val="48"/>
+          <w:szCs w:val="48"/>
+        </w:rPr>
+        <w:t>[</w:t>
+      </w:r>
+      <w:r>
+        <w:rPr>
+          <w:rFonts w:ascii="Times New Roman" w:hAnsi="Times New Roman" w:cs="Times New Roman"/>
+          <w:b/>
+          <w:kern w:val="36"/>
+          <w:sz w:val="48"/>
+          <w:szCs w:val="48"/>
+        </w:rPr>
+        <w:br/>
+        <w:t>\left(O_{F,2}\circ O_{F,1}\right)(f_i)</w:t>
+      </w:r>
+    </w:p>
+    <w:p>
+      <w:pPr>
+        <w:spacing w:before="100" w:beforeAutospacing="1" w:after="100" w:afterAutospacing="1"/>
+        <w:rPr>
+          <w:rFonts w:ascii="Times New Roman" w:hAnsi="Times New Roman" w:cs="Times New Roman"/>
+          <w:bCs w:val="0"/>
+        </w:rPr>
+      </w:pPr>
+      <w:r>
+        <w:rPr>
+          <w:rFonts w:ascii="Times New Roman" w:hAnsi="Times New Roman" w:cs="Times New Roman"/>
+          <w:bCs w:val="0"/>
+        </w:rPr>
+        <w:t>O_{F,2}!\left(O_{F,1}(f_i)\right).</w:t>
+      </w:r>
+      <w:r>
+        <w:rPr>
+          <w:rFonts w:ascii="Times New Roman" w:hAnsi="Times New Roman" w:cs="Times New Roman"/>
+          <w:bCs w:val="0"/>
+        </w:rPr>
+        <w:br/>
+        <w:t>\tag{3.391}</w:t>
+      </w:r>
+      <w:r>
+        <w:rPr>
+          <w:rFonts w:ascii="Times New Roman" w:hAnsi="Times New Roman" w:cs="Times New Roman"/>
+          <w:bCs w:val="0"/>
+        </w:rPr>
+        <w:br/>
+        <w:t>]</w:t>
+      </w:r>
+    </w:p>
+    <w:p>
+      <w:pPr>
+        <w:spacing w:before="100" w:beforeAutospacing="1" w:after="100" w:afterAutospacing="1"/>
+        <w:rPr>
+          <w:rFonts w:ascii="Times New Roman" w:hAnsi="Times New Roman" w:cs="Times New Roman"/>
+          <w:bCs w:val="0"/>
+        </w:rPr>
+      </w:pPr>
+      <w:r>
+        <w:rPr>
+          <w:rFonts w:ascii="Times New Roman" w:hAnsi="Times New Roman" w:cs="Times New Roman"/>
+          <w:bCs w:val="0"/>
+        </w:rPr>
+        <w:t>Word-LaTeX: \left(O_{F,2}\circ O_{F,1}\right)(f_i)=O_{F,2}\left(O_{F,1}(f_i)\right)</w:t>
+      </w:r>
+    </w:p>
+    <w:p>
+      <w:pPr>
+        <w:spacing w:before="100" w:beforeAutospacing="1" w:after="100" w:afterAutospacing="1"/>
+        <w:rPr>
+          <w:rFonts w:ascii="Times New Roman" w:hAnsi="Times New Roman" w:cs="Times New Roman"/>
+          <w:bCs w:val="0"/>
+        </w:rPr>
+      </w:pPr>
+      <w:r>
+        <w:rPr>
+          <w:rFonts w:ascii="Times New Roman" w:hAnsi="Times New Roman" w:cs="Times New Roman"/>
+          <w:bCs w:val="0"/>
+        </w:rPr>
+        <w:t>Aus der Möglichkeit einer solchen Schreibweise folgt jedoch noch nicht, dass jede Komposition zulässig ist. Sie ist nur dann definiert, wenn das Ergebnis der ersten Operation im Definitionsbereich der zweiten Operation liegt:</w:t>
+      </w:r>
+    </w:p>
+    <w:p>
+      <w:pPr>
+        <w:spacing w:before="100" w:beforeAutospacing="1" w:after="100" w:afterAutospacing="1"/>
+        <w:rPr>
+          <w:rFonts w:ascii="Times New Roman" w:hAnsi="Times New Roman" w:cs="Times New Roman"/>
+          <w:bCs w:val="0"/>
+        </w:rPr>
+      </w:pPr>
+      <w:r>
+        <w:rPr>
+          <w:rFonts w:ascii="Times New Roman" w:hAnsi="Times New Roman" w:cs="Times New Roman"/>
+          <w:bCs w:val="0"/>
+        </w:rPr>
+        <w:t>[</w:t>
+      </w:r>
+      <w:r>
+        <w:rPr>
+          <w:rFonts w:ascii="Times New Roman" w:hAnsi="Times New Roman" w:cs="Times New Roman"/>
+          <w:bCs w:val="0"/>
+        </w:rPr>
+        <w:br/>
+        <w:t>\operatorname{im}(O_{F,1})</w:t>
+      </w:r>
+      <w:r>
+        <w:rPr>
+          <w:rFonts w:ascii="Times New Roman" w:hAnsi="Times New Roman" w:cs="Times New Roman"/>
+          <w:bCs w:val="0"/>
+        </w:rPr>
+        <w:br/>
+        <w:t>\cap</w:t>
+      </w:r>
+      <w:r>
+        <w:rPr>
+          <w:rFonts w:ascii="Times New Roman" w:hAnsi="Times New Roman" w:cs="Times New Roman"/>
+          <w:bCs w:val="0"/>
+        </w:rPr>
+        <w:br/>
+        <w:t>\operatorname{dom}(O_{F,2})</w:t>
+      </w:r>
+      <w:r>
+        <w:rPr>
+          <w:rFonts w:ascii="Times New Roman" w:hAnsi="Times New Roman" w:cs="Times New Roman"/>
+          <w:bCs w:val="0"/>
+        </w:rPr>
+        <w:br/>
+        <w:t>\neq</w:t>
+      </w:r>
+      <w:r>
+        <w:rPr>
+          <w:rFonts w:ascii="Times New Roman" w:hAnsi="Times New Roman" w:cs="Times New Roman"/>
+          <w:bCs w:val="0"/>
+        </w:rPr>
+        <w:br/>
+      </w:r>
+      <w:r>
+        <w:rPr>
+          <w:rFonts w:ascii="Times New Roman" w:hAnsi="Times New Roman" w:cs="Times New Roman"/>
+          <w:bCs w:val="0"/>
+        </w:rPr>
+        <w:lastRenderedPageBreak/>
+        <w:t>\varnothing.</w:t>
+      </w:r>
+      <w:r>
+        <w:rPr>
+          <w:rFonts w:ascii="Times New Roman" w:hAnsi="Times New Roman" w:cs="Times New Roman"/>
+          <w:bCs w:val="0"/>
+        </w:rPr>
+        <w:br/>
+        <w:t>\tag{3.392}</w:t>
+      </w:r>
+      <w:r>
+        <w:rPr>
+          <w:rFonts w:ascii="Times New Roman" w:hAnsi="Times New Roman" w:cs="Times New Roman"/>
+          <w:bCs w:val="0"/>
+        </w:rPr>
+        <w:br/>
+        <w:t>]</w:t>
+      </w:r>
+    </w:p>
+    <w:p>
+      <w:pPr>
+        <w:spacing w:before="100" w:beforeAutospacing="1" w:after="100" w:afterAutospacing="1"/>
+        <w:rPr>
+          <w:rFonts w:ascii="Times New Roman" w:hAnsi="Times New Roman" w:cs="Times New Roman"/>
+          <w:bCs w:val="0"/>
+        </w:rPr>
+      </w:pPr>
+      <w:r>
+        <w:rPr>
+          <w:rFonts w:ascii="Times New Roman" w:hAnsi="Times New Roman" w:cs="Times New Roman"/>
+          <w:bCs w:val="0"/>
+        </w:rPr>
+        <w:t>Word-LaTeX: \operatorname{im}(O_{F,1})\cap\operatorname{dom}(O_{F,2})\neq\varnothing</w:t>
+      </w:r>
+    </w:p>
+    <w:p>
+      <w:pPr>
+        <w:spacing w:before="100" w:beforeAutospacing="1" w:after="100" w:afterAutospacing="1"/>
+        <w:rPr>
+          <w:rFonts w:ascii="Times New Roman" w:hAnsi="Times New Roman" w:cs="Times New Roman"/>
+          <w:bCs w:val="0"/>
+        </w:rPr>
+      </w:pPr>
+      <w:r>
+        <w:rPr>
+          <w:rFonts w:ascii="Times New Roman" w:hAnsi="Times New Roman" w:cs="Times New Roman"/>
+          <w:bCs w:val="0"/>
+        </w:rPr>
+        <w:t>Gleichung (3.392) beschreibt eine minimale Kompatibilitätsbedingung. Für eine vollständige Komposition auf dem gesamten Bildbereich müsste die stärkere Bedingung</w:t>
+      </w:r>
+    </w:p>
+    <w:p>
+      <w:pPr>
+        <w:spacing w:before="100" w:beforeAutospacing="1" w:after="100" w:afterAutospacing="1"/>
+        <w:rPr>
+          <w:rFonts w:ascii="Times New Roman" w:hAnsi="Times New Roman" w:cs="Times New Roman"/>
+          <w:bCs w:val="0"/>
+        </w:rPr>
+      </w:pPr>
+      <w:r>
+        <w:rPr>
+          <w:rFonts w:ascii="Times New Roman" w:hAnsi="Times New Roman" w:cs="Times New Roman"/>
+          <w:bCs w:val="0"/>
+        </w:rPr>
+        <w:t>[</w:t>
+      </w:r>
+      <w:r>
+        <w:rPr>
+          <w:rFonts w:ascii="Times New Roman" w:hAnsi="Times New Roman" w:cs="Times New Roman"/>
+          <w:bCs w:val="0"/>
+        </w:rPr>
+        <w:br/>
+        <w:t>\operatorname{im}(O_{F,1})</w:t>
+      </w:r>
+      <w:r>
+        <w:rPr>
+          <w:rFonts w:ascii="Times New Roman" w:hAnsi="Times New Roman" w:cs="Times New Roman"/>
+          <w:bCs w:val="0"/>
+        </w:rPr>
+        <w:br/>
+        <w:t>\subseteq</w:t>
+      </w:r>
+      <w:r>
+        <w:rPr>
+          <w:rFonts w:ascii="Times New Roman" w:hAnsi="Times New Roman" w:cs="Times New Roman"/>
+          <w:bCs w:val="0"/>
+        </w:rPr>
+        <w:br/>
+        <w:t>\operatorname{dom}(O_{F,2})</w:t>
+      </w:r>
+      <w:r>
+        <w:rPr>
+          <w:rFonts w:ascii="Times New Roman" w:hAnsi="Times New Roman" w:cs="Times New Roman"/>
+          <w:bCs w:val="0"/>
+        </w:rPr>
+        <w:br/>
+        <w:t>\tag{3.393}</w:t>
+      </w:r>
+      <w:r>
+        <w:rPr>
+          <w:rFonts w:ascii="Times New Roman" w:hAnsi="Times New Roman" w:cs="Times New Roman"/>
+          <w:bCs w:val="0"/>
+        </w:rPr>
+        <w:br/>
+        <w:t>]</w:t>
+      </w:r>
+    </w:p>
+    <w:p>
+      <w:pPr>
+        <w:spacing w:before="100" w:beforeAutospacing="1" w:after="100" w:afterAutospacing="1"/>
+        <w:rPr>
+          <w:rFonts w:ascii="Times New Roman" w:hAnsi="Times New Roman" w:cs="Times New Roman"/>
+          <w:bCs w:val="0"/>
+        </w:rPr>
+      </w:pPr>
+      <w:r>
+        <w:rPr>
+          <w:rFonts w:ascii="Times New Roman" w:hAnsi="Times New Roman" w:cs="Times New Roman"/>
+          <w:bCs w:val="0"/>
+        </w:rPr>
+        <w:t>Word-LaTeX: \operatorname{im}(O_{F,1})\subseteq\operatorname{dom}(O_{F,2})</w:t>
+      </w:r>
+    </w:p>
+    <w:p>
+      <w:pPr>
+        <w:spacing w:before="100" w:beforeAutospacing="1" w:after="100" w:afterAutospacing="1"/>
+        <w:rPr>
+          <w:rFonts w:ascii="Times New Roman" w:hAnsi="Times New Roman" w:cs="Times New Roman"/>
+          <w:bCs w:val="0"/>
+        </w:rPr>
+      </w:pPr>
+      <w:r>
+        <w:rPr>
+          <w:rFonts w:ascii="Times New Roman" w:hAnsi="Times New Roman" w:cs="Times New Roman"/>
+          <w:bCs w:val="0"/>
+        </w:rPr>
+        <w:t>gelten. Diese Unterscheidung wird später bedeutsam, wenn aus einzelnen funktionalen Operationen längere Transformationsketten rekonstruiert werden.</w:t>
+      </w:r>
+    </w:p>
+    <w:p>
+      <w:pPr>
+        <w:spacing w:before="100" w:beforeAutospacing="1" w:after="100" w:afterAutospacing="1"/>
+        <w:rPr>
+          <w:rFonts w:ascii="Times New Roman" w:hAnsi="Times New Roman" w:cs="Times New Roman"/>
+          <w:bCs w:val="0"/>
+        </w:rPr>
+      </w:pPr>
+      <w:r>
+        <w:rPr>
+          <w:rFonts w:ascii="Times New Roman" w:hAnsi="Times New Roman" w:cs="Times New Roman"/>
+          <w:bCs w:val="0"/>
+        </w:rPr>
+        <w:t>Nicht jede Transformation muss eindeutig sein. Ein funktionaler Gehalt kann unter denselben Ausgangsbedingungen mehrere mögliche Folgegehalte besitzen. Für eine nichtdeterministische Operation schreibe ich deshalb allgemeiner</w:t>
+      </w:r>
+    </w:p>
+    <w:p>
+      <w:pPr>
+        <w:spacing w:before="100" w:beforeAutospacing="1" w:after="100" w:afterAutospacing="1"/>
+        <w:rPr>
+          <w:rFonts w:ascii="Times New Roman" w:hAnsi="Times New Roman" w:cs="Times New Roman"/>
+          <w:bCs w:val="0"/>
+        </w:rPr>
+      </w:pPr>
+      <w:r>
+        <w:rPr>
+          <w:rFonts w:ascii="Times New Roman" w:hAnsi="Times New Roman" w:cs="Times New Roman"/>
+          <w:bCs w:val="0"/>
+        </w:rPr>
+        <w:t>[</w:t>
+      </w:r>
+      <w:r>
+        <w:rPr>
+          <w:rFonts w:ascii="Times New Roman" w:hAnsi="Times New Roman" w:cs="Times New Roman"/>
+          <w:bCs w:val="0"/>
+        </w:rPr>
+        <w:br/>
+        <w:t>O_F:</w:t>
+      </w:r>
+      <w:r>
+        <w:rPr>
+          <w:rFonts w:ascii="Times New Roman" w:hAnsi="Times New Roman" w:cs="Times New Roman"/>
+          <w:bCs w:val="0"/>
+        </w:rPr>
+        <w:br/>
+        <w:t>\mathcal{F}</w:t>
+      </w:r>
+      <w:r>
+        <w:rPr>
+          <w:rFonts w:ascii="Times New Roman" w:hAnsi="Times New Roman" w:cs="Times New Roman"/>
+          <w:bCs w:val="0"/>
+        </w:rPr>
+        <w:br/>
+        <w:t>\rightarrow</w:t>
+      </w:r>
+      <w:r>
+        <w:rPr>
+          <w:rFonts w:ascii="Times New Roman" w:hAnsi="Times New Roman" w:cs="Times New Roman"/>
+          <w:bCs w:val="0"/>
+        </w:rPr>
+        <w:br/>
+        <w:t>\mathcal{P}(\mathcal{F}),</w:t>
+      </w:r>
+      <w:r>
+        <w:rPr>
+          <w:rFonts w:ascii="Times New Roman" w:hAnsi="Times New Roman" w:cs="Times New Roman"/>
+          <w:bCs w:val="0"/>
+        </w:rPr>
+        <w:br/>
+        <w:t>\tag{3.394}</w:t>
+      </w:r>
+      <w:r>
+        <w:rPr>
+          <w:rFonts w:ascii="Times New Roman" w:hAnsi="Times New Roman" w:cs="Times New Roman"/>
+          <w:bCs w:val="0"/>
+        </w:rPr>
+        <w:br/>
+        <w:t>]</w:t>
+      </w:r>
+    </w:p>
+    <w:p>
+      <w:pPr>
+        <w:spacing w:before="100" w:beforeAutospacing="1" w:after="100" w:afterAutospacing="1"/>
+        <w:rPr>
+          <w:rFonts w:ascii="Times New Roman" w:hAnsi="Times New Roman" w:cs="Times New Roman"/>
+          <w:bCs w:val="0"/>
+        </w:rPr>
+      </w:pPr>
+      <w:r>
+        <w:rPr>
+          <w:rFonts w:ascii="Times New Roman" w:hAnsi="Times New Roman" w:cs="Times New Roman"/>
+          <w:bCs w:val="0"/>
+        </w:rPr>
+        <w:t>Word-LaTeX: O_F:\mathcal{F}\rightarrow\mathcal{P}(\mathcal{F})</w:t>
+      </w:r>
+    </w:p>
+    <w:p>
+      <w:pPr>
+        <w:spacing w:before="100" w:beforeAutospacing="1" w:after="100" w:afterAutospacing="1"/>
+        <w:rPr>
+          <w:rFonts w:ascii="Times New Roman" w:hAnsi="Times New Roman" w:cs="Times New Roman"/>
+          <w:bCs w:val="0"/>
+        </w:rPr>
+      </w:pPr>
+      <w:r>
+        <w:rPr>
+          <w:rFonts w:ascii="Times New Roman" w:hAnsi="Times New Roman" w:cs="Times New Roman"/>
+          <w:bCs w:val="0"/>
+        </w:rPr>
+        <w:t>wobei (\mathcal{P}(\mathcal{F})) die Potenzmenge von (\mathcal{F}) bezeichnet. In diesem Fall ordnet die Operation einem Ausgangsgehalt eine Menge möglicher Folgegehalte zu. Das FRZK bleibt dadurch offen für deterministische ebenso wie für probabilistische oder kontextabhängige Transformationsmodelle.</w:t>
+      </w:r>
+    </w:p>
+    <w:p>
+      <w:pPr>
+        <w:spacing w:before="100" w:beforeAutospacing="1" w:after="100" w:afterAutospacing="1"/>
+        <w:rPr>
+          <w:rFonts w:ascii="Times New Roman" w:hAnsi="Times New Roman" w:cs="Times New Roman"/>
+          <w:bCs w:val="0"/>
+        </w:rPr>
+      </w:pPr>
+      <w:r>
+        <w:rPr>
+          <w:rFonts w:ascii="Times New Roman" w:hAnsi="Times New Roman" w:cs="Times New Roman"/>
+          <w:bCs w:val="0"/>
+        </w:rPr>
+        <w:t>Die Unterscheidung zwischen einer möglichen und einer tatsächlich realisierten Transformation kann durch</w:t>
+      </w:r>
+    </w:p>
+    <w:p>
+      <w:pPr>
+        <w:spacing w:before="100" w:beforeAutospacing="1" w:after="100" w:afterAutospacing="1"/>
+        <w:rPr>
+          <w:rFonts w:ascii="Times New Roman" w:hAnsi="Times New Roman" w:cs="Times New Roman"/>
+          <w:bCs w:val="0"/>
+        </w:rPr>
+      </w:pPr>
+      <w:r>
+        <w:rPr>
+          <w:rFonts w:ascii="Times New Roman" w:hAnsi="Times New Roman" w:cs="Times New Roman"/>
+          <w:bCs w:val="0"/>
+        </w:rPr>
+        <w:t>[</w:t>
+      </w:r>
+      <w:r>
+        <w:rPr>
+          <w:rFonts w:ascii="Times New Roman" w:hAnsi="Times New Roman" w:cs="Times New Roman"/>
+          <w:bCs w:val="0"/>
+        </w:rPr>
+        <w:br/>
+        <w:t>f_j\in O_F(f_i)</w:t>
+      </w:r>
+      <w:r>
+        <w:rPr>
+          <w:rFonts w:ascii="Times New Roman" w:hAnsi="Times New Roman" w:cs="Times New Roman"/>
+          <w:bCs w:val="0"/>
+        </w:rPr>
+        <w:br/>
+        <w:t>\tag{3.395}</w:t>
+      </w:r>
+      <w:r>
+        <w:rPr>
+          <w:rFonts w:ascii="Times New Roman" w:hAnsi="Times New Roman" w:cs="Times New Roman"/>
+          <w:bCs w:val="0"/>
+        </w:rPr>
+        <w:br/>
+        <w:t>]</w:t>
+      </w:r>
+    </w:p>
+    <w:p>
+      <w:pPr>
+        <w:spacing w:before="100" w:beforeAutospacing="1" w:after="100" w:afterAutospacing="1"/>
+        <w:rPr>
+          <w:rFonts w:ascii="Times New Roman" w:hAnsi="Times New Roman" w:cs="Times New Roman"/>
+          <w:bCs w:val="0"/>
+        </w:rPr>
+      </w:pPr>
+      <w:r>
+        <w:rPr>
+          <w:rFonts w:ascii="Times New Roman" w:hAnsi="Times New Roman" w:cs="Times New Roman"/>
+          <w:bCs w:val="0"/>
+        </w:rPr>
+        <w:t>Word-LaTeX: f_j\in O_F(f_i)</w:t>
+      </w:r>
+    </w:p>
+    <w:p>
+      <w:pPr>
+        <w:spacing w:before="100" w:beforeAutospacing="1" w:after="100" w:afterAutospacing="1"/>
+        <w:rPr>
+          <w:rFonts w:ascii="Times New Roman" w:hAnsi="Times New Roman" w:cs="Times New Roman"/>
+          <w:bCs w:val="0"/>
+        </w:rPr>
+      </w:pPr>
+      <w:r>
+        <w:rPr>
+          <w:rFonts w:ascii="Times New Roman" w:hAnsi="Times New Roman" w:cs="Times New Roman"/>
+          <w:bCs w:val="0"/>
+        </w:rPr>
+        <w:lastRenderedPageBreak/>
+        <w:t>ausgedrückt werden. Gleichung (3.395) bedeutet, dass (f_j) zu den möglichen Ergebnissen der Operation auf (f_i) gehört. Welcher dieser möglichen Folgegehalte tatsächlich realisiert wird, hängt von Bedingungen ab, die durch Axiom A3 noch nicht festgelegt werden.</w:t>
+      </w:r>
+    </w:p>
+    <w:p>
+      <w:pPr>
+        <w:spacing w:before="100" w:beforeAutospacing="1" w:after="100" w:afterAutospacing="1"/>
+        <w:outlineLvl w:val="2"/>
+        <w:rPr>
+          <w:rFonts w:ascii="Times New Roman" w:hAnsi="Times New Roman" w:cs="Times New Roman"/>
+          <w:b/>
+          <w:sz w:val="27"/>
+          <w:szCs w:val="27"/>
+        </w:rPr>
+      </w:pPr>
+      <w:r>
+        <w:rPr>
+          <w:rFonts w:ascii="Times New Roman" w:hAnsi="Times New Roman" w:cs="Times New Roman"/>
+          <w:b/>
+          <w:sz w:val="27"/>
+          <w:szCs w:val="27"/>
+        </w:rPr>
+        <w:t>Proposition 3.3.3 – Transformation erzeugt funktionale Zustandsfolgen</w:t>
+      </w:r>
+    </w:p>
+    <w:p>
+      <w:pPr>
+        <w:spacing w:before="100" w:beforeAutospacing="1" w:after="100" w:afterAutospacing="1"/>
+        <w:rPr>
+          <w:rFonts w:ascii="Times New Roman" w:hAnsi="Times New Roman" w:cs="Times New Roman"/>
+          <w:bCs w:val="0"/>
+        </w:rPr>
+      </w:pPr>
+      <w:r>
+        <w:rPr>
+          <w:rFonts w:ascii="Times New Roman" w:hAnsi="Times New Roman" w:cs="Times New Roman"/>
+          <w:bCs w:val="0"/>
+        </w:rPr>
+        <w:t>Sei (f_0\in\mathcal{F}) ein funktionaler Ausgangsgehalt und seien (O_{F,1},O_{F,2},\ldots,O_{F,n}\in\mathcal{O}_F) miteinander kompatible Operationen. Dann entsteht durch ihre sukzessive Anwendung eine funktionale Zustandsfolge</w:t>
+      </w:r>
+    </w:p>
+    <w:p>
+      <w:pPr>
+        <w:spacing w:before="100" w:beforeAutospacing="1" w:after="100" w:afterAutospacing="1"/>
+        <w:rPr>
+          <w:rFonts w:ascii="Times New Roman" w:hAnsi="Times New Roman" w:cs="Times New Roman"/>
+          <w:bCs w:val="0"/>
+        </w:rPr>
+      </w:pPr>
+      <w:r>
+        <w:rPr>
+          <w:rFonts w:ascii="Times New Roman" w:hAnsi="Times New Roman" w:cs="Times New Roman"/>
+          <w:bCs w:val="0"/>
+        </w:rPr>
+        <w:t>[</w:t>
+      </w:r>
+      <w:r>
+        <w:rPr>
+          <w:rFonts w:ascii="Times New Roman" w:hAnsi="Times New Roman" w:cs="Times New Roman"/>
+          <w:bCs w:val="0"/>
+        </w:rPr>
+        <w:br/>
+        <w:t>f_0</w:t>
+      </w:r>
+      <w:r>
+        <w:rPr>
+          <w:rFonts w:ascii="Times New Roman" w:hAnsi="Times New Roman" w:cs="Times New Roman"/>
+          <w:bCs w:val="0"/>
+        </w:rPr>
+        <w:br/>
+        <w:t>\xrightarrow{O_{F,1}}</w:t>
+      </w:r>
+      <w:r>
+        <w:rPr>
+          <w:rFonts w:ascii="Times New Roman" w:hAnsi="Times New Roman" w:cs="Times New Roman"/>
+          <w:bCs w:val="0"/>
+        </w:rPr>
+        <w:br/>
+        <w:t>f_1</w:t>
+      </w:r>
+      <w:r>
+        <w:rPr>
+          <w:rFonts w:ascii="Times New Roman" w:hAnsi="Times New Roman" w:cs="Times New Roman"/>
+          <w:bCs w:val="0"/>
+        </w:rPr>
+        <w:br/>
+        <w:t>\xrightarrow{O_{F,2}}</w:t>
+      </w:r>
+      <w:r>
+        <w:rPr>
+          <w:rFonts w:ascii="Times New Roman" w:hAnsi="Times New Roman" w:cs="Times New Roman"/>
+          <w:bCs w:val="0"/>
+        </w:rPr>
+        <w:br/>
+        <w:t>f_2</w:t>
+      </w:r>
+      <w:r>
+        <w:rPr>
+          <w:rFonts w:ascii="Times New Roman" w:hAnsi="Times New Roman" w:cs="Times New Roman"/>
+          <w:bCs w:val="0"/>
+        </w:rPr>
+        <w:br/>
+        <w:t>\xrightarrow{}</w:t>
+      </w:r>
+      <w:r>
+        <w:rPr>
+          <w:rFonts w:ascii="Times New Roman" w:hAnsi="Times New Roman" w:cs="Times New Roman"/>
+          <w:bCs w:val="0"/>
+        </w:rPr>
+        <w:br/>
+        <w:t>\cdots</w:t>
+      </w:r>
+      <w:r>
+        <w:rPr>
+          <w:rFonts w:ascii="Times New Roman" w:hAnsi="Times New Roman" w:cs="Times New Roman"/>
+          <w:bCs w:val="0"/>
+        </w:rPr>
+        <w:br/>
+        <w:t>\xrightarrow{O_{F,n}}</w:t>
+      </w:r>
+      <w:r>
+        <w:rPr>
+          <w:rFonts w:ascii="Times New Roman" w:hAnsi="Times New Roman" w:cs="Times New Roman"/>
+          <w:bCs w:val="0"/>
+        </w:rPr>
+        <w:br/>
+        <w:t>f_n.</w:t>
+      </w:r>
+      <w:r>
+        <w:rPr>
+          <w:rFonts w:ascii="Times New Roman" w:hAnsi="Times New Roman" w:cs="Times New Roman"/>
+          <w:bCs w:val="0"/>
+        </w:rPr>
+        <w:br/>
+        <w:t>\tag{3.396}</w:t>
+      </w:r>
+      <w:r>
+        <w:rPr>
+          <w:rFonts w:ascii="Times New Roman" w:hAnsi="Times New Roman" w:cs="Times New Roman"/>
+          <w:bCs w:val="0"/>
+        </w:rPr>
+        <w:br/>
+        <w:t>]</w:t>
+      </w:r>
+    </w:p>
+    <w:p>
+      <w:pPr>
+        <w:spacing w:before="100" w:beforeAutospacing="1" w:after="100" w:afterAutospacing="1"/>
+        <w:rPr>
+          <w:rFonts w:ascii="Times New Roman" w:hAnsi="Times New Roman" w:cs="Times New Roman"/>
+          <w:bCs w:val="0"/>
+        </w:rPr>
+      </w:pPr>
+      <w:r>
+        <w:rPr>
+          <w:rFonts w:ascii="Times New Roman" w:hAnsi="Times New Roman" w:cs="Times New Roman"/>
+          <w:bCs w:val="0"/>
+        </w:rPr>
+        <w:t>Word-LaTeX: f_0\xrightarrow{O_{F,1}}f_1\xrightarrow{O_{F,2}}f_2\xrightarrow{}\cdots\xrightarrow{O_{F,n}}f_n</w:t>
+      </w:r>
+    </w:p>
+    <w:p>
+      <w:pPr>
+        <w:spacing w:before="100" w:beforeAutospacing="1" w:after="100" w:afterAutospacing="1"/>
+        <w:rPr>
+          <w:rFonts w:ascii="Times New Roman" w:hAnsi="Times New Roman" w:cs="Times New Roman"/>
+          <w:bCs w:val="0"/>
+        </w:rPr>
+      </w:pPr>
+      <w:r>
+        <w:rPr>
+          <w:rFonts w:ascii="Times New Roman" w:hAnsi="Times New Roman" w:cs="Times New Roman"/>
+          <w:bCs w:val="0"/>
+        </w:rPr>
+        <w:t>Dabei gilt für jedes Folgenglied</w:t>
+      </w:r>
+    </w:p>
+    <w:p>
+      <w:pPr>
+        <w:spacing w:before="100" w:beforeAutospacing="1" w:after="100" w:afterAutospacing="1"/>
+        <w:outlineLvl w:val="0"/>
+        <w:rPr>
+          <w:rFonts w:ascii="Times New Roman" w:hAnsi="Times New Roman" w:cs="Times New Roman"/>
+          <w:b/>
+          <w:kern w:val="36"/>
+          <w:sz w:val="48"/>
+          <w:szCs w:val="48"/>
+        </w:rPr>
+      </w:pPr>
+      <w:r>
+        <w:rPr>
+          <w:rFonts w:ascii="Times New Roman" w:hAnsi="Times New Roman" w:cs="Times New Roman"/>
+          <w:b/>
+          <w:kern w:val="36"/>
+          <w:sz w:val="48"/>
+          <w:szCs w:val="48"/>
+        </w:rPr>
+        <w:t>[</w:t>
+      </w:r>
+      <w:r>
+        <w:rPr>
+          <w:rFonts w:ascii="Times New Roman" w:hAnsi="Times New Roman" w:cs="Times New Roman"/>
+          <w:b/>
+          <w:kern w:val="36"/>
+          <w:sz w:val="48"/>
+          <w:szCs w:val="48"/>
+        </w:rPr>
+        <w:br/>
+        <w:t>f_k</w:t>
+      </w:r>
+    </w:p>
+    <w:p>
+      <w:pPr>
+        <w:spacing w:before="100" w:beforeAutospacing="1" w:after="100" w:afterAutospacing="1"/>
+        <w:rPr>
+          <w:rFonts w:ascii="Times New Roman" w:hAnsi="Times New Roman" w:cs="Times New Roman"/>
+          <w:bCs w:val="0"/>
+        </w:rPr>
+      </w:pPr>
+      <w:r>
+        <w:rPr>
+          <w:rFonts w:ascii="Times New Roman" w:hAnsi="Times New Roman" w:cs="Times New Roman"/>
+          <w:bCs w:val="0"/>
+        </w:rPr>
+        <w:t>O_{F,k}(f_{k-1})</w:t>
+      </w:r>
+      <w:r>
+        <w:rPr>
+          <w:rFonts w:ascii="Times New Roman" w:hAnsi="Times New Roman" w:cs="Times New Roman"/>
+          <w:bCs w:val="0"/>
+        </w:rPr>
+        <w:br/>
+        <w:t>\qquad</w:t>
+      </w:r>
+      <w:r>
+        <w:rPr>
+          <w:rFonts w:ascii="Times New Roman" w:hAnsi="Times New Roman" w:cs="Times New Roman"/>
+          <w:bCs w:val="0"/>
+        </w:rPr>
+        <w:br/>
+        <w:t>\text{für }</w:t>
+      </w:r>
+      <w:r>
+        <w:rPr>
+          <w:rFonts w:ascii="Times New Roman" w:hAnsi="Times New Roman" w:cs="Times New Roman"/>
+          <w:bCs w:val="0"/>
+        </w:rPr>
+        <w:br/>
+        <w:t>k=1,\ldots,n.</w:t>
+      </w:r>
+      <w:r>
+        <w:rPr>
+          <w:rFonts w:ascii="Times New Roman" w:hAnsi="Times New Roman" w:cs="Times New Roman"/>
+          <w:bCs w:val="0"/>
+        </w:rPr>
+        <w:br/>
+        <w:t>\tag{3.397}</w:t>
+      </w:r>
+      <w:r>
+        <w:rPr>
+          <w:rFonts w:ascii="Times New Roman" w:hAnsi="Times New Roman" w:cs="Times New Roman"/>
+          <w:bCs w:val="0"/>
+        </w:rPr>
+        <w:br/>
+        <w:t>]</w:t>
+      </w:r>
+    </w:p>
+    <w:p>
+      <w:pPr>
+        <w:spacing w:before="100" w:beforeAutospacing="1" w:after="100" w:afterAutospacing="1"/>
+        <w:rPr>
+          <w:rFonts w:ascii="Times New Roman" w:hAnsi="Times New Roman" w:cs="Times New Roman"/>
+          <w:bCs w:val="0"/>
+        </w:rPr>
+      </w:pPr>
+      <w:r>
+        <w:rPr>
+          <w:rFonts w:ascii="Times New Roman" w:hAnsi="Times New Roman" w:cs="Times New Roman"/>
+          <w:bCs w:val="0"/>
+        </w:rPr>
+        <w:t>Word-LaTeX: f_k=O_{F,k}(f_{k-1})\qquad\text{für }k=1,\ldots,n</w:t>
+      </w:r>
+    </w:p>
+    <w:p>
+      <w:pPr>
+        <w:spacing w:before="100" w:beforeAutospacing="1" w:after="100" w:afterAutospacing="1"/>
+        <w:rPr>
+          <w:rFonts w:ascii="Times New Roman" w:hAnsi="Times New Roman" w:cs="Times New Roman"/>
+          <w:bCs w:val="0"/>
+        </w:rPr>
+      </w:pPr>
+      <w:r>
+        <w:rPr>
+          <w:rFonts w:ascii="Times New Roman" w:hAnsi="Times New Roman" w:cs="Times New Roman"/>
+          <w:bCs w:val="0"/>
+        </w:rPr>
+        <w:t>Der Beweis folgt aus wiederholter Anwendung der Definition funktionaler Transformation. Liefert jede Operation ein Ergebnis, das im Definitionsbereich der nachfolgenden Operation liegt, kann die Transformationsfolge schrittweise konstruiert werden. Die Proposition behauptet noch nicht, dass die Folge zeitlich geordnet sein muss. Sie beschreibt zunächst eine logische oder funktionale Ordnung von Transformationen.</w:t>
+      </w:r>
+    </w:p>
+    <w:p>
+      <w:pPr>
+        <w:spacing w:before="100" w:beforeAutospacing="1" w:after="100" w:afterAutospacing="1"/>
+        <w:rPr>
+          <w:rFonts w:ascii="Times New Roman" w:hAnsi="Times New Roman" w:cs="Times New Roman"/>
+          <w:bCs w:val="0"/>
+        </w:rPr>
+      </w:pPr>
+      <w:r>
+        <w:rPr>
+          <w:rFonts w:ascii="Times New Roman" w:hAnsi="Times New Roman" w:cs="Times New Roman"/>
+          <w:bCs w:val="0"/>
+        </w:rPr>
+        <w:t xml:space="preserve">Damit entsteht eine wichtige Vorbereitung für die spätere Rekonstruktion von Zeit. Die Folge (f_0,f_1,\ldots,f_n) besitzt bereits eine Reihenfolge, ohne dass ich eine äußere Zeitvariable </w:t>
+      </w:r>
+      <w:r>
+        <w:rPr>
+          <w:rFonts w:ascii="Times New Roman" w:hAnsi="Times New Roman" w:cs="Times New Roman"/>
+          <w:bCs w:val="0"/>
+        </w:rPr>
+        <w:lastRenderedPageBreak/>
+        <w:t>voraussetzen muss. Das FRZK kann Veränderung deshalb zunächst als Ordnung funktionaler Transformationen beschreiben. Erst wenn diese Ordnung durch Dauer, Taktung oder messbare Abstände ergänzt wird, entsteht eine quantitative Zeitbeschreibung.</w:t>
+      </w:r>
+    </w:p>
+    <w:p>
+      <w:pPr>
+        <w:spacing w:before="100" w:beforeAutospacing="1" w:after="100" w:afterAutospacing="1"/>
+        <w:rPr>
+          <w:rFonts w:ascii="Times New Roman" w:hAnsi="Times New Roman" w:cs="Times New Roman"/>
+          <w:bCs w:val="0"/>
+        </w:rPr>
+      </w:pPr>
+      <w:r>
+        <w:rPr>
+          <w:rFonts w:ascii="Times New Roman" w:hAnsi="Times New Roman" w:cs="Times New Roman"/>
+          <w:bCs w:val="0"/>
+        </w:rPr>
+        <w:t>Aus Axiom A3 folgt zugleich nicht, dass jede Transformation eine neue funktionale Struktur hervorbringt. Eine Operation kann einen Gehalt invariant lassen, eine frühere Struktur wiederherstellen oder mehrere Gehalte in eine funktional äquivalente Konfiguration überführen. Transformation ist daher nicht mit Fortschritt, Komplexitätszunahme oder Irreversibilität gleichzusetzen.</w:t>
+      </w:r>
+    </w:p>
+    <w:p>
+      <w:pPr>
+        <w:spacing w:before="100" w:beforeAutospacing="1" w:after="100" w:afterAutospacing="1"/>
+        <w:rPr>
+          <w:rFonts w:ascii="Times New Roman" w:hAnsi="Times New Roman" w:cs="Times New Roman"/>
+          <w:bCs w:val="0"/>
+        </w:rPr>
+      </w:pPr>
+      <w:r>
+        <w:rPr>
+          <w:rFonts w:ascii="Times New Roman" w:hAnsi="Times New Roman" w:cs="Times New Roman"/>
+          <w:bCs w:val="0"/>
+        </w:rPr>
+        <w:t>Ebenso wenig folgt aus der Transformierbarkeit bereits Stabilität. Eine Folge von Operationen kann funktionale Organisation aufbauen, verändern oder vollständig zerstören. Damit das FRZK erklären kann, weshalb bestimmte Transformationsfolgen Bestand haben und andere nicht, muss eine weitere Bedingung eingeführt werden. Funktionale Gehalte, Relationen und Operationen müssen in einer Weise miteinander vereinbar sein, die ihre gemeinsame Organisation wenigstens vorübergehend erhält.</w:t>
+      </w:r>
+    </w:p>
+    <w:p>
+      <w:pPr>
+        <w:spacing w:before="100" w:beforeAutospacing="1" w:after="100" w:afterAutospacing="1"/>
+        <w:rPr>
+          <w:rFonts w:ascii="Times New Roman" w:hAnsi="Times New Roman" w:cs="Times New Roman"/>
+          <w:bCs w:val="0"/>
+        </w:rPr>
+      </w:pPr>
+      <w:r>
+        <w:rPr>
+          <w:rFonts w:ascii="Times New Roman" w:hAnsi="Times New Roman" w:cs="Times New Roman"/>
+          <w:bCs w:val="0"/>
+        </w:rPr>
+        <w:t>Diese Bedingung kann nicht allein aus Relationierbarkeit oder Transformierbarkeit abgeleitet werden. Eine Struktur kann relationiert und hochgradig transformierbar sein und dennoch bei jeder Veränderung zerfallen. Im folgenden Abschnitt formuliere ich deshalb Axiom A4 der funktionalen Kompatibilität. Es bestimmt die Voraussetzung dafür, dass Transformationen nicht nur möglich sind, sondern innerhalb einer gemeinsamen funktionalen Organisation anschlussfähig bleiben.</w:t>
       </w:r>
     </w:p>
     <w:p>
